--- a/agent-tutorial.docx
+++ b/agent-tutorial.docx
@@ -60,7 +60,855 @@
           <w:sz w:val="22"/>
           <w:szCs w:val="22"/>
         </w:rPr>
-        <w:t xml:space="preserve">March 11, 2026</w:t>
+        <w:t xml:space="preserve">March 12, 2026</w:t>
+      </w:r>
+    </w:p>
+    <w:p>
+      <w:r>
+        <w:br w:type="page"/>
+      </w:r>
+    </w:p>
+    <w:p>
+      <w:pPr>
+        <w:pStyle w:val="Heading1"/>
+      </w:pPr>
+      <w:r>
+        <w:t xml:space="preserve">0. Ollama Setup</w:t>
+      </w:r>
+    </w:p>
+    <w:p>
+      <w:r>
+        <w:t xml:space="preserve">The agent uses a locally-running LLM served by Ollama. The Docker containers talk to Ollama on your host machine — Ollama itself does NOT run inside Docker.</w:t>
+      </w:r>
+    </w:p>
+    <w:p>
+      <w:r>
+        <w:t xml:space="preserve"/>
+      </w:r>
+    </w:p>
+    <w:p>
+      <w:pPr>
+        <w:pStyle w:val="Heading2"/>
+      </w:pPr>
+      <w:r>
+        <w:t xml:space="preserve">1. Install Ollama</w:t>
+      </w:r>
+    </w:p>
+    <w:tbl>
+      <w:tblPr>
+        <w:tblW w:type="dxa" w:w="9360"/>
+        <w:tblBorders>
+          <w:top w:val="single" w:color="auto" w:sz="4"/>
+          <w:left w:val="single" w:color="auto" w:sz="4"/>
+          <w:bottom w:val="single" w:color="auto" w:sz="4"/>
+          <w:right w:val="single" w:color="auto" w:sz="4"/>
+          <w:insideH w:val="single" w:color="auto" w:sz="4"/>
+          <w:insideV w:val="single" w:color="auto" w:sz="4"/>
+        </w:tblBorders>
+      </w:tblPr>
+      <w:tblGrid>
+        <w:gridCol w:w="3000"/>
+        <w:gridCol w:w="6360"/>
+      </w:tblGrid>
+      <w:tr>
+        <w:tc>
+          <w:tcPr>
+            <w:tcW w:type="dxa" w:w="3000"/>
+            <w:tcBorders>
+              <w:top w:val="single" w:color="2E5F8A" w:sz="1"/>
+              <w:left w:val="single" w:color="2E5F8A" w:sz="1"/>
+              <w:bottom w:val="single" w:color="2E5F8A" w:sz="1"/>
+              <w:right w:val="single" w:color="2E5F8A" w:sz="1"/>
+            </w:tcBorders>
+            <w:shd w:fill="2E5F8A" w:val="clear"/>
+            <w:tcMar>
+              <w:top w:type="dxa" w:w="80"/>
+              <w:left w:type="dxa" w:w="120"/>
+              <w:bottom w:type="dxa" w:w="80"/>
+              <w:right w:type="dxa" w:w="120"/>
+            </w:tcMar>
+          </w:tcPr>
+          <w:p>
+            <w:r>
+              <w:rPr>
+                <w:rFonts w:ascii="Arial" w:cs="Arial" w:eastAsia="Arial" w:hAnsi="Arial"/>
+                <w:b/>
+                <w:bCs/>
+                <w:color w:val="FFFFFF"/>
+                <w:sz w:val="20"/>
+                <w:szCs w:val="20"/>
+              </w:rPr>
+              <w:t xml:space="preserve">Platform</w:t>
+            </w:r>
+          </w:p>
+        </w:tc>
+        <w:tc>
+          <w:tcPr>
+            <w:tcW w:type="dxa" w:w="6360"/>
+            <w:tcBorders>
+              <w:top w:val="single" w:color="2E5F8A" w:sz="1"/>
+              <w:left w:val="single" w:color="2E5F8A" w:sz="1"/>
+              <w:bottom w:val="single" w:color="2E5F8A" w:sz="1"/>
+              <w:right w:val="single" w:color="2E5F8A" w:sz="1"/>
+            </w:tcBorders>
+            <w:shd w:fill="2E5F8A" w:val="clear"/>
+            <w:tcMar>
+              <w:top w:type="dxa" w:w="80"/>
+              <w:left w:type="dxa" w:w="120"/>
+              <w:bottom w:type="dxa" w:w="80"/>
+              <w:right w:type="dxa" w:w="120"/>
+            </w:tcMar>
+          </w:tcPr>
+          <w:p>
+            <w:r>
+              <w:rPr>
+                <w:rFonts w:ascii="Arial" w:cs="Arial" w:eastAsia="Arial" w:hAnsi="Arial"/>
+                <w:color w:val="FFFFFF"/>
+                <w:sz w:val="20"/>
+                <w:szCs w:val="20"/>
+              </w:rPr>
+              <w:t xml:space="preserve">Command / Instructions</w:t>
+            </w:r>
+          </w:p>
+        </w:tc>
+      </w:tr>
+      <w:tr>
+        <w:tc>
+          <w:tcPr>
+            <w:tcW w:type="dxa" w:w="3000"/>
+            <w:tcBorders>
+              <w:top w:val="single" w:color="CCCCCC" w:sz="1"/>
+              <w:left w:val="single" w:color="CCCCCC" w:sz="1"/>
+              <w:bottom w:val="single" w:color="CCCCCC" w:sz="1"/>
+              <w:right w:val="single" w:color="CCCCCC" w:sz="1"/>
+            </w:tcBorders>
+            <w:shd w:fill="F5F8FA" w:val="clear"/>
+            <w:tcMar>
+              <w:top w:type="dxa" w:w="80"/>
+              <w:left w:type="dxa" w:w="120"/>
+              <w:bottom w:type="dxa" w:w="80"/>
+              <w:right w:type="dxa" w:w="120"/>
+            </w:tcMar>
+          </w:tcPr>
+          <w:p>
+            <w:r>
+              <w:rPr>
+                <w:rFonts w:ascii="Arial" w:cs="Arial" w:eastAsia="Arial" w:hAnsi="Arial"/>
+                <w:b/>
+                <w:bCs/>
+                <w:color w:val="000000"/>
+                <w:sz w:val="18"/>
+                <w:szCs w:val="18"/>
+              </w:rPr>
+              <w:t xml:space="preserve">macOS (Homebrew)</w:t>
+            </w:r>
+          </w:p>
+        </w:tc>
+        <w:tc>
+          <w:tcPr>
+            <w:tcW w:type="dxa" w:w="6360"/>
+            <w:tcBorders>
+              <w:top w:val="single" w:color="CCCCCC" w:sz="1"/>
+              <w:left w:val="single" w:color="CCCCCC" w:sz="1"/>
+              <w:bottom w:val="single" w:color="CCCCCC" w:sz="1"/>
+              <w:right w:val="single" w:color="CCCCCC" w:sz="1"/>
+            </w:tcBorders>
+            <w:shd w:fill="FFFFFF" w:val="clear"/>
+            <w:tcMar>
+              <w:top w:type="dxa" w:w="80"/>
+              <w:left w:type="dxa" w:w="120"/>
+              <w:bottom w:type="dxa" w:w="80"/>
+              <w:right w:type="dxa" w:w="120"/>
+            </w:tcMar>
+          </w:tcPr>
+          <w:p>
+            <w:r>
+              <w:rPr>
+                <w:rFonts w:ascii="Arial" w:cs="Arial" w:eastAsia="Arial" w:hAnsi="Arial"/>
+                <w:color w:val="000000"/>
+                <w:sz w:val="18"/>
+                <w:szCs w:val="18"/>
+              </w:rPr>
+              <w:t xml:space="preserve">brew install ollama</w:t>
+            </w:r>
+          </w:p>
+        </w:tc>
+      </w:tr>
+      <w:tr>
+        <w:tc>
+          <w:tcPr>
+            <w:tcW w:type="dxa" w:w="3000"/>
+            <w:tcBorders>
+              <w:top w:val="single" w:color="CCCCCC" w:sz="1"/>
+              <w:left w:val="single" w:color="CCCCCC" w:sz="1"/>
+              <w:bottom w:val="single" w:color="CCCCCC" w:sz="1"/>
+              <w:right w:val="single" w:color="CCCCCC" w:sz="1"/>
+            </w:tcBorders>
+            <w:shd w:fill="F5F8FA" w:val="clear"/>
+            <w:tcMar>
+              <w:top w:type="dxa" w:w="80"/>
+              <w:left w:type="dxa" w:w="120"/>
+              <w:bottom w:type="dxa" w:w="80"/>
+              <w:right w:type="dxa" w:w="120"/>
+            </w:tcMar>
+          </w:tcPr>
+          <w:p>
+            <w:r>
+              <w:rPr>
+                <w:rFonts w:ascii="Arial" w:cs="Arial" w:eastAsia="Arial" w:hAnsi="Arial"/>
+                <w:b/>
+                <w:bCs/>
+                <w:color w:val="000000"/>
+                <w:sz w:val="18"/>
+                <w:szCs w:val="18"/>
+              </w:rPr>
+              <w:t xml:space="preserve">macOS (App)</w:t>
+            </w:r>
+          </w:p>
+        </w:tc>
+        <w:tc>
+          <w:tcPr>
+            <w:tcW w:type="dxa" w:w="6360"/>
+            <w:tcBorders>
+              <w:top w:val="single" w:color="CCCCCC" w:sz="1"/>
+              <w:left w:val="single" w:color="CCCCCC" w:sz="1"/>
+              <w:bottom w:val="single" w:color="CCCCCC" w:sz="1"/>
+              <w:right w:val="single" w:color="CCCCCC" w:sz="1"/>
+            </w:tcBorders>
+            <w:shd w:fill="FFFFFF" w:val="clear"/>
+            <w:tcMar>
+              <w:top w:type="dxa" w:w="80"/>
+              <w:left w:type="dxa" w:w="120"/>
+              <w:bottom w:type="dxa" w:w="80"/>
+              <w:right w:type="dxa" w:w="120"/>
+            </w:tcMar>
+          </w:tcPr>
+          <w:p>
+            <w:r>
+              <w:rPr>
+                <w:rFonts w:ascii="Arial" w:cs="Arial" w:eastAsia="Arial" w:hAnsi="Arial"/>
+                <w:color w:val="000000"/>
+                <w:sz w:val="18"/>
+                <w:szCs w:val="18"/>
+              </w:rPr>
+              <w:t xml:space="preserve">Download from ollama.com/download and run the installer.</w:t>
+            </w:r>
+          </w:p>
+        </w:tc>
+      </w:tr>
+      <w:tr>
+        <w:tc>
+          <w:tcPr>
+            <w:tcW w:type="dxa" w:w="3000"/>
+            <w:tcBorders>
+              <w:top w:val="single" w:color="CCCCCC" w:sz="1"/>
+              <w:left w:val="single" w:color="CCCCCC" w:sz="1"/>
+              <w:bottom w:val="single" w:color="CCCCCC" w:sz="1"/>
+              <w:right w:val="single" w:color="CCCCCC" w:sz="1"/>
+            </w:tcBorders>
+            <w:shd w:fill="F5F8FA" w:val="clear"/>
+            <w:tcMar>
+              <w:top w:type="dxa" w:w="80"/>
+              <w:left w:type="dxa" w:w="120"/>
+              <w:bottom w:type="dxa" w:w="80"/>
+              <w:right w:type="dxa" w:w="120"/>
+            </w:tcMar>
+          </w:tcPr>
+          <w:p>
+            <w:r>
+              <w:rPr>
+                <w:rFonts w:ascii="Arial" w:cs="Arial" w:eastAsia="Arial" w:hAnsi="Arial"/>
+                <w:b/>
+                <w:bCs/>
+                <w:color w:val="000000"/>
+                <w:sz w:val="18"/>
+                <w:szCs w:val="18"/>
+              </w:rPr>
+              <w:t xml:space="preserve">Linux</w:t>
+            </w:r>
+          </w:p>
+        </w:tc>
+        <w:tc>
+          <w:tcPr>
+            <w:tcW w:type="dxa" w:w="6360"/>
+            <w:tcBorders>
+              <w:top w:val="single" w:color="CCCCCC" w:sz="1"/>
+              <w:left w:val="single" w:color="CCCCCC" w:sz="1"/>
+              <w:bottom w:val="single" w:color="CCCCCC" w:sz="1"/>
+              <w:right w:val="single" w:color="CCCCCC" w:sz="1"/>
+            </w:tcBorders>
+            <w:shd w:fill="FFFFFF" w:val="clear"/>
+            <w:tcMar>
+              <w:top w:type="dxa" w:w="80"/>
+              <w:left w:type="dxa" w:w="120"/>
+              <w:bottom w:type="dxa" w:w="80"/>
+              <w:right w:type="dxa" w:w="120"/>
+            </w:tcMar>
+          </w:tcPr>
+          <w:p>
+            <w:r>
+              <w:rPr>
+                <w:rFonts w:ascii="Arial" w:cs="Arial" w:eastAsia="Arial" w:hAnsi="Arial"/>
+                <w:color w:val="000000"/>
+                <w:sz w:val="18"/>
+                <w:szCs w:val="18"/>
+              </w:rPr>
+              <w:t xml:space="preserve">curl -fsSL https://ollama.com/install.sh | sh</w:t>
+            </w:r>
+          </w:p>
+        </w:tc>
+      </w:tr>
+      <w:tr>
+        <w:tc>
+          <w:tcPr>
+            <w:tcW w:type="dxa" w:w="3000"/>
+            <w:tcBorders>
+              <w:top w:val="single" w:color="CCCCCC" w:sz="1"/>
+              <w:left w:val="single" w:color="CCCCCC" w:sz="1"/>
+              <w:bottom w:val="single" w:color="CCCCCC" w:sz="1"/>
+              <w:right w:val="single" w:color="CCCCCC" w:sz="1"/>
+            </w:tcBorders>
+            <w:shd w:fill="F5F8FA" w:val="clear"/>
+            <w:tcMar>
+              <w:top w:type="dxa" w:w="80"/>
+              <w:left w:type="dxa" w:w="120"/>
+              <w:bottom w:type="dxa" w:w="80"/>
+              <w:right w:type="dxa" w:w="120"/>
+            </w:tcMar>
+          </w:tcPr>
+          <w:p>
+            <w:r>
+              <w:rPr>
+                <w:rFonts w:ascii="Arial" w:cs="Arial" w:eastAsia="Arial" w:hAnsi="Arial"/>
+                <w:b/>
+                <w:bCs/>
+                <w:color w:val="000000"/>
+                <w:sz w:val="18"/>
+                <w:szCs w:val="18"/>
+              </w:rPr>
+              <w:t xml:space="preserve">Windows</w:t>
+            </w:r>
+          </w:p>
+        </w:tc>
+        <w:tc>
+          <w:tcPr>
+            <w:tcW w:type="dxa" w:w="6360"/>
+            <w:tcBorders>
+              <w:top w:val="single" w:color="CCCCCC" w:sz="1"/>
+              <w:left w:val="single" w:color="CCCCCC" w:sz="1"/>
+              <w:bottom w:val="single" w:color="CCCCCC" w:sz="1"/>
+              <w:right w:val="single" w:color="CCCCCC" w:sz="1"/>
+            </w:tcBorders>
+            <w:shd w:fill="FFFFFF" w:val="clear"/>
+            <w:tcMar>
+              <w:top w:type="dxa" w:w="80"/>
+              <w:left w:type="dxa" w:w="120"/>
+              <w:bottom w:type="dxa" w:w="80"/>
+              <w:right w:type="dxa" w:w="120"/>
+            </w:tcMar>
+          </w:tcPr>
+          <w:p>
+            <w:r>
+              <w:rPr>
+                <w:rFonts w:ascii="Arial" w:cs="Arial" w:eastAsia="Arial" w:hAnsi="Arial"/>
+                <w:color w:val="000000"/>
+                <w:sz w:val="18"/>
+                <w:szCs w:val="18"/>
+              </w:rPr>
+              <w:t xml:space="preserve">Download the installer from ollama.com/download.</w:t>
+            </w:r>
+          </w:p>
+        </w:tc>
+      </w:tr>
+    </w:tbl>
+    <w:p>
+      <w:r>
+        <w:t xml:space="preserve"/>
+      </w:r>
+    </w:p>
+    <w:p>
+      <w:pPr>
+        <w:pStyle w:val="Heading2"/>
+      </w:pPr>
+      <w:r>
+        <w:t xml:space="preserve">2. Start the Ollama Service</w:t>
+      </w:r>
+    </w:p>
+    <w:p>
+      <w:r>
+        <w:t xml:space="preserve">Run the following command in a terminal and leave it running:</w:t>
+      </w:r>
+    </w:p>
+    <w:p>
+      <w:r>
+        <w:t xml:space="preserve"/>
+      </w:r>
+    </w:p>
+    <w:p>
+      <w:pPr>
+        <w:spacing w:after="40" w:before="40"/>
+        <w:ind w:left="720"/>
+      </w:pPr>
+      <w:r>
+        <w:rPr>
+          <w:rFonts w:ascii="Courier New" w:cs="Courier New" w:eastAsia="Courier New" w:hAnsi="Courier New"/>
+          <w:color w:val="2E5F8A"/>
+          <w:sz w:val="18"/>
+          <w:szCs w:val="18"/>
+        </w:rPr>
+        <w:t xml:space="preserve">ollama serve</w:t>
+      </w:r>
+    </w:p>
+    <w:p>
+      <w:r>
+        <w:t xml:space="preserve"/>
+      </w:r>
+    </w:p>
+    <w:p>
+      <w:r>
+        <w:t xml:space="preserve">On macOS, if you installed the desktop app, Ollama starts automatically on login — you can skip this step. Confirm it is running:</w:t>
+      </w:r>
+    </w:p>
+    <w:p>
+      <w:r>
+        <w:t xml:space="preserve"/>
+      </w:r>
+    </w:p>
+    <w:p>
+      <w:pPr>
+        <w:spacing w:after="40" w:before="40"/>
+        <w:ind w:left="720"/>
+      </w:pPr>
+      <w:r>
+        <w:rPr>
+          <w:rFonts w:ascii="Courier New" w:cs="Courier New" w:eastAsia="Courier New" w:hAnsi="Courier New"/>
+          <w:color w:val="2E5F8A"/>
+          <w:sz w:val="18"/>
+          <w:szCs w:val="18"/>
+        </w:rPr>
+        <w:t xml:space="preserve">curl http://localhost:11434/api/tags</w:t>
+      </w:r>
+    </w:p>
+    <w:p>
+      <w:r>
+        <w:t xml:space="preserve"/>
+      </w:r>
+    </w:p>
+    <w:p>
+      <w:r>
+        <w:t xml:space="preserve">You should receive a JSON response listing available models.</w:t>
+      </w:r>
+    </w:p>
+    <w:p>
+      <w:r>
+        <w:t xml:space="preserve"/>
+      </w:r>
+    </w:p>
+    <w:p>
+      <w:pPr>
+        <w:pStyle w:val="Heading2"/>
+      </w:pPr>
+      <w:r>
+        <w:t xml:space="preserve">3. Pull a Model</w:t>
+      </w:r>
+    </w:p>
+    <w:p>
+      <w:r>
+        <w:t xml:space="preserve">The default model is gpt-oss:20b. Pull whichever model you want to use:</w:t>
+      </w:r>
+    </w:p>
+    <w:p>
+      <w:r>
+        <w:t xml:space="preserve"/>
+      </w:r>
+    </w:p>
+    <w:p>
+      <w:pPr>
+        <w:spacing w:after="40" w:before="40"/>
+        <w:ind w:left="720"/>
+      </w:pPr>
+      <w:r>
+        <w:rPr>
+          <w:rFonts w:ascii="Courier New" w:cs="Courier New" w:eastAsia="Courier New" w:hAnsi="Courier New"/>
+          <w:color w:val="2E5F8A"/>
+          <w:sz w:val="18"/>
+          <w:szCs w:val="18"/>
+        </w:rPr>
+        <w:t xml:space="preserve"># Default (what this project ships with)</w:t>
+      </w:r>
+    </w:p>
+    <w:p>
+      <w:pPr>
+        <w:spacing w:after="40" w:before="40"/>
+        <w:ind w:left="720"/>
+      </w:pPr>
+      <w:r>
+        <w:rPr>
+          <w:rFonts w:ascii="Courier New" w:cs="Courier New" w:eastAsia="Courier New" w:hAnsi="Courier New"/>
+          <w:color w:val="2E5F8A"/>
+          <w:sz w:val="18"/>
+          <w:szCs w:val="18"/>
+        </w:rPr>
+        <w:t xml:space="preserve">ollama pull gpt-oss:20b</w:t>
+      </w:r>
+    </w:p>
+    <w:p>
+      <w:r>
+        <w:t xml:space="preserve"/>
+      </w:r>
+    </w:p>
+    <w:p>
+      <w:pPr>
+        <w:spacing w:after="40" w:before="40"/>
+        <w:ind w:left="720"/>
+      </w:pPr>
+      <w:r>
+        <w:rPr>
+          <w:rFonts w:ascii="Courier New" w:cs="Courier New" w:eastAsia="Courier New" w:hAnsi="Courier New"/>
+          <w:color w:val="2E5F8A"/>
+          <w:sz w:val="18"/>
+          <w:szCs w:val="18"/>
+        </w:rPr>
+        <w:t xml:space="preserve"># Faster alternative — good enough for this domain</w:t>
+      </w:r>
+    </w:p>
+    <w:p>
+      <w:pPr>
+        <w:spacing w:after="40" w:before="40"/>
+        <w:ind w:left="720"/>
+      </w:pPr>
+      <w:r>
+        <w:rPr>
+          <w:rFonts w:ascii="Courier New" w:cs="Courier New" w:eastAsia="Courier New" w:hAnsi="Courier New"/>
+          <w:color w:val="2E5F8A"/>
+          <w:sz w:val="18"/>
+          <w:szCs w:val="18"/>
+        </w:rPr>
+        <w:t xml:space="preserve">ollama pull llama3.1:8b</w:t>
+      </w:r>
+    </w:p>
+    <w:p>
+      <w:r>
+        <w:t xml:space="preserve"/>
+      </w:r>
+    </w:p>
+    <w:p>
+      <w:pPr>
+        <w:spacing w:after="40" w:before="40"/>
+        <w:ind w:left="720"/>
+      </w:pPr>
+      <w:r>
+        <w:rPr>
+          <w:rFonts w:ascii="Courier New" w:cs="Courier New" w:eastAsia="Courier New" w:hAnsi="Courier New"/>
+          <w:color w:val="2E5F8A"/>
+          <w:sz w:val="18"/>
+          <w:szCs w:val="18"/>
+        </w:rPr>
+        <w:t xml:space="preserve"># Larger, higher quality</w:t>
+      </w:r>
+    </w:p>
+    <w:p>
+      <w:pPr>
+        <w:spacing w:after="40" w:before="40"/>
+        <w:ind w:left="720"/>
+      </w:pPr>
+      <w:r>
+        <w:rPr>
+          <w:rFonts w:ascii="Courier New" w:cs="Courier New" w:eastAsia="Courier New" w:hAnsi="Courier New"/>
+          <w:color w:val="2E5F8A"/>
+          <w:sz w:val="18"/>
+          <w:szCs w:val="18"/>
+        </w:rPr>
+        <w:t xml:space="preserve">ollama pull llama3.3:70b</w:t>
+      </w:r>
+    </w:p>
+    <w:p>
+      <w:r>
+        <w:t xml:space="preserve"/>
+      </w:r>
+    </w:p>
+    <w:p>
+      <w:r>
+        <w:t xml:space="preserve">Choosing a model: any model with solid tool-calling support works. llama3.1:8b is the fastest option for this use case (simple tools, short conversations). Larger models handle more complex or ambiguous inputs better but are slower.</w:t>
+      </w:r>
+    </w:p>
+    <w:p>
+      <w:r>
+        <w:t xml:space="preserve"/>
+      </w:r>
+    </w:p>
+    <w:p>
+      <w:pPr>
+        <w:pStyle w:val="Heading2"/>
+      </w:pPr>
+      <w:r>
+        <w:t xml:space="preserve">4. Change the Model (Optional)</w:t>
+      </w:r>
+    </w:p>
+    <w:p>
+      <w:r>
+        <w:t xml:space="preserve">Edit server/Dockerfile and update the OLLAMA_MODEL line:</w:t>
+      </w:r>
+    </w:p>
+    <w:p>
+      <w:r>
+        <w:t xml:space="preserve"/>
+      </w:r>
+    </w:p>
+    <w:p>
+      <w:pPr>
+        <w:spacing w:after="40" w:before="40"/>
+        <w:ind w:left="720"/>
+      </w:pPr>
+      <w:r>
+        <w:rPr>
+          <w:rFonts w:ascii="Courier New" w:cs="Courier New" w:eastAsia="Courier New" w:hAnsi="Courier New"/>
+          <w:color w:val="2E5F8A"/>
+          <w:sz w:val="18"/>
+          <w:szCs w:val="18"/>
+        </w:rPr>
+        <w:t xml:space="preserve">ENV OLLAMA_MODEL=llama3.1:8b</w:t>
+      </w:r>
+    </w:p>
+    <w:p>
+      <w:r>
+        <w:t xml:space="preserve"/>
+      </w:r>
+    </w:p>
+    <w:p>
+      <w:r>
+        <w:t xml:space="preserve">Then rebuild: make down &amp;&amp; make up</w:t>
+      </w:r>
+    </w:p>
+    <w:p>
+      <w:r>
+        <w:t xml:space="preserve"/>
+      </w:r>
+    </w:p>
+    <w:p>
+      <w:pPr>
+        <w:pStyle w:val="Heading2"/>
+      </w:pPr>
+      <w:r>
+        <w:t xml:space="preserve">How the Container Reaches Ollama</w:t>
+      </w:r>
+    </w:p>
+    <w:p>
+      <w:r>
+        <w:t xml:space="preserve">The server container connects to Ollama on your host machine via host.docker.internal:11434. This is configured automatically:</w:t>
+      </w:r>
+    </w:p>
+    <w:p>
+      <w:r>
+        <w:t xml:space="preserve"/>
+      </w:r>
+    </w:p>
+    <w:tbl>
+      <w:tblPr>
+        <w:tblW w:type="dxa" w:w="9360"/>
+        <w:tblBorders>
+          <w:top w:val="single" w:color="auto" w:sz="4"/>
+          <w:left w:val="single" w:color="auto" w:sz="4"/>
+          <w:bottom w:val="single" w:color="auto" w:sz="4"/>
+          <w:right w:val="single" w:color="auto" w:sz="4"/>
+          <w:insideH w:val="single" w:color="auto" w:sz="4"/>
+          <w:insideV w:val="single" w:color="auto" w:sz="4"/>
+        </w:tblBorders>
+      </w:tblPr>
+      <w:tblGrid>
+        <w:gridCol w:w="3000"/>
+        <w:gridCol w:w="6360"/>
+      </w:tblGrid>
+      <w:tr>
+        <w:tc>
+          <w:tcPr>
+            <w:tcW w:type="dxa" w:w="3000"/>
+            <w:tcBorders>
+              <w:top w:val="single" w:color="2E5F8A" w:sz="1"/>
+              <w:left w:val="single" w:color="2E5F8A" w:sz="1"/>
+              <w:bottom w:val="single" w:color="2E5F8A" w:sz="1"/>
+              <w:right w:val="single" w:color="2E5F8A" w:sz="1"/>
+            </w:tcBorders>
+            <w:shd w:fill="2E5F8A" w:val="clear"/>
+            <w:tcMar>
+              <w:top w:type="dxa" w:w="80"/>
+              <w:left w:type="dxa" w:w="120"/>
+              <w:bottom w:type="dxa" w:w="80"/>
+              <w:right w:type="dxa" w:w="120"/>
+            </w:tcMar>
+          </w:tcPr>
+          <w:p>
+            <w:r>
+              <w:rPr>
+                <w:rFonts w:ascii="Arial" w:cs="Arial" w:eastAsia="Arial" w:hAnsi="Arial"/>
+                <w:b/>
+                <w:bCs/>
+                <w:color w:val="FFFFFF"/>
+                <w:sz w:val="20"/>
+                <w:szCs w:val="20"/>
+              </w:rPr>
+              <w:t xml:space="preserve">Platform</w:t>
+            </w:r>
+          </w:p>
+        </w:tc>
+        <w:tc>
+          <w:tcPr>
+            <w:tcW w:type="dxa" w:w="6360"/>
+            <w:tcBorders>
+              <w:top w:val="single" w:color="2E5F8A" w:sz="1"/>
+              <w:left w:val="single" w:color="2E5F8A" w:sz="1"/>
+              <w:bottom w:val="single" w:color="2E5F8A" w:sz="1"/>
+              <w:right w:val="single" w:color="2E5F8A" w:sz="1"/>
+            </w:tcBorders>
+            <w:shd w:fill="2E5F8A" w:val="clear"/>
+            <w:tcMar>
+              <w:top w:type="dxa" w:w="80"/>
+              <w:left w:type="dxa" w:w="120"/>
+              <w:bottom w:type="dxa" w:w="80"/>
+              <w:right w:type="dxa" w:w="120"/>
+            </w:tcMar>
+          </w:tcPr>
+          <w:p>
+            <w:r>
+              <w:rPr>
+                <w:rFonts w:ascii="Arial" w:cs="Arial" w:eastAsia="Arial" w:hAnsi="Arial"/>
+                <w:color w:val="FFFFFF"/>
+                <w:sz w:val="20"/>
+                <w:szCs w:val="20"/>
+              </w:rPr>
+              <w:t xml:space="preserve">How it works</w:t>
+            </w:r>
+          </w:p>
+        </w:tc>
+      </w:tr>
+      <w:tr>
+        <w:tc>
+          <w:tcPr>
+            <w:tcW w:type="dxa" w:w="3000"/>
+            <w:tcBorders>
+              <w:top w:val="single" w:color="CCCCCC" w:sz="1"/>
+              <w:left w:val="single" w:color="CCCCCC" w:sz="1"/>
+              <w:bottom w:val="single" w:color="CCCCCC" w:sz="1"/>
+              <w:right w:val="single" w:color="CCCCCC" w:sz="1"/>
+            </w:tcBorders>
+            <w:shd w:fill="F5F8FA" w:val="clear"/>
+            <w:tcMar>
+              <w:top w:type="dxa" w:w="80"/>
+              <w:left w:type="dxa" w:w="120"/>
+              <w:bottom w:type="dxa" w:w="80"/>
+              <w:right w:type="dxa" w:w="120"/>
+            </w:tcMar>
+          </w:tcPr>
+          <w:p>
+            <w:r>
+              <w:rPr>
+                <w:rFonts w:ascii="Arial" w:cs="Arial" w:eastAsia="Arial" w:hAnsi="Arial"/>
+                <w:b/>
+                <w:bCs/>
+                <w:color w:val="000000"/>
+                <w:sz w:val="18"/>
+                <w:szCs w:val="18"/>
+              </w:rPr>
+              <w:t xml:space="preserve">Docker Desktop (Mac / Windows)</w:t>
+            </w:r>
+          </w:p>
+        </w:tc>
+        <w:tc>
+          <w:tcPr>
+            <w:tcW w:type="dxa" w:w="6360"/>
+            <w:tcBorders>
+              <w:top w:val="single" w:color="CCCCCC" w:sz="1"/>
+              <w:left w:val="single" w:color="CCCCCC" w:sz="1"/>
+              <w:bottom w:val="single" w:color="CCCCCC" w:sz="1"/>
+              <w:right w:val="single" w:color="CCCCCC" w:sz="1"/>
+            </w:tcBorders>
+            <w:shd w:fill="FFFFFF" w:val="clear"/>
+            <w:tcMar>
+              <w:top w:type="dxa" w:w="80"/>
+              <w:left w:type="dxa" w:w="120"/>
+              <w:bottom w:type="dxa" w:w="80"/>
+              <w:right w:type="dxa" w:w="120"/>
+            </w:tcMar>
+          </w:tcPr>
+          <w:p>
+            <w:r>
+              <w:rPr>
+                <w:rFonts w:ascii="Arial" w:cs="Arial" w:eastAsia="Arial" w:hAnsi="Arial"/>
+                <w:color w:val="000000"/>
+                <w:sz w:val="18"/>
+                <w:szCs w:val="18"/>
+              </w:rPr>
+              <w:t xml:space="preserve">host.docker.internal resolves automatically — no extra configuration needed.</w:t>
+            </w:r>
+          </w:p>
+        </w:tc>
+      </w:tr>
+      <w:tr>
+        <w:tc>
+          <w:tcPr>
+            <w:tcW w:type="dxa" w:w="3000"/>
+            <w:tcBorders>
+              <w:top w:val="single" w:color="CCCCCC" w:sz="1"/>
+              <w:left w:val="single" w:color="CCCCCC" w:sz="1"/>
+              <w:bottom w:val="single" w:color="CCCCCC" w:sz="1"/>
+              <w:right w:val="single" w:color="CCCCCC" w:sz="1"/>
+            </w:tcBorders>
+            <w:shd w:fill="F5F8FA" w:val="clear"/>
+            <w:tcMar>
+              <w:top w:type="dxa" w:w="80"/>
+              <w:left w:type="dxa" w:w="120"/>
+              <w:bottom w:type="dxa" w:w="80"/>
+              <w:right w:type="dxa" w:w="120"/>
+            </w:tcMar>
+          </w:tcPr>
+          <w:p>
+            <w:r>
+              <w:rPr>
+                <w:rFonts w:ascii="Arial" w:cs="Arial" w:eastAsia="Arial" w:hAnsi="Arial"/>
+                <w:b/>
+                <w:bCs/>
+                <w:color w:val="000000"/>
+                <w:sz w:val="18"/>
+                <w:szCs w:val="18"/>
+              </w:rPr>
+              <w:t xml:space="preserve">Linux</w:t>
+            </w:r>
+          </w:p>
+        </w:tc>
+        <w:tc>
+          <w:tcPr>
+            <w:tcW w:type="dxa" w:w="6360"/>
+            <w:tcBorders>
+              <w:top w:val="single" w:color="CCCCCC" w:sz="1"/>
+              <w:left w:val="single" w:color="CCCCCC" w:sz="1"/>
+              <w:bottom w:val="single" w:color="CCCCCC" w:sz="1"/>
+              <w:right w:val="single" w:color="CCCCCC" w:sz="1"/>
+            </w:tcBorders>
+            <w:shd w:fill="FFFFFF" w:val="clear"/>
+            <w:tcMar>
+              <w:top w:type="dxa" w:w="80"/>
+              <w:left w:type="dxa" w:w="120"/>
+              <w:bottom w:type="dxa" w:w="80"/>
+              <w:right w:type="dxa" w:w="120"/>
+            </w:tcMar>
+          </w:tcPr>
+          <w:p>
+            <w:r>
+              <w:rPr>
+                <w:rFonts w:ascii="Arial" w:cs="Arial" w:eastAsia="Arial" w:hAnsi="Arial"/>
+                <w:color w:val="000000"/>
+                <w:sz w:val="18"/>
+                <w:szCs w:val="18"/>
+              </w:rPr>
+              <w:t xml:space="preserve">docker-compose.yml includes extra_hosts: host.docker.internal:host-gateway which sets this up automatically.</w:t>
+            </w:r>
+          </w:p>
+        </w:tc>
+      </w:tr>
+    </w:tbl>
+    <w:p>
+      <w:r>
+        <w:t xml:space="preserve"/>
       </w:r>
     </w:p>
     <w:p>
